--- a/Consent Forms/participant-consent-form-(interviewee A).docx
+++ b/Consent Forms/participant-consent-form-(interviewee A).docx
@@ -124,7 +124,40 @@
         <w:rPr>
           <w:lang w:val="it-IT"/>
         </w:rPr>
-        <w:t>Phone +61 2 0402628559 | Email: cliu0081@uni.sydney.edu.au</w:t>
+        <w:t>Phone +61</w:t>
+      </w:r>
+      <w:r>
+        <w:rPr>
+          <w:rFonts w:eastAsiaTheme="minorEastAsia" w:hint="eastAsia"/>
+          <w:lang w:val="it-IT"/>
+        </w:rPr>
+        <w:t>0447041757</w:t>
+      </w:r>
+      <w:r>
+        <w:rPr>
+          <w:lang w:val="it-IT"/>
+        </w:rPr>
+        <w:t xml:space="preserve"> | Email: </w:t>
+      </w:r>
+      <w:r>
+        <w:rPr>
+          <w:rFonts w:hint="eastAsia"/>
+          <w:lang w:val="it-IT"/>
+        </w:rPr>
+        <w:t>zhli07</w:t>
+      </w:r>
+      <w:r>
+        <w:rPr>
+          <w:rFonts w:eastAsiaTheme="minorEastAsia" w:hint="eastAsia"/>
+          <w:lang w:val="it-IT"/>
+        </w:rPr>
+        <w:t>10</w:t>
+      </w:r>
+      <w:r>
+        <w:rPr>
+          <w:lang w:val="it-IT"/>
+        </w:rPr>
+        <w:t>@uni.sydney.edu.au</w:t>
       </w:r>
     </w:p>
     <w:p>
@@ -303,12 +336,6 @@
         </w:tblBorders>
         <w:shd w:val="clear" w:color="auto" w:fill="F5CDCB"/>
         <w:tblLayout w:type="fixed"/>
-        <w:tblCellMar>
-          <w:top w:w="0" w:type="dxa"/>
-          <w:left w:w="0" w:type="dxa"/>
-          <w:bottom w:w="0" w:type="dxa"/>
-          <w:right w:w="0" w:type="dxa"/>
-        </w:tblCellMar>
         <w:tblLook w:val="04A0" w:firstRow="1" w:lastRow="0" w:firstColumn="1" w:lastColumn="0" w:noHBand="0" w:noVBand="1"/>
       </w:tblPr>
       <w:tblGrid>
@@ -316,14 +343,6 @@
         <w:gridCol w:w="7762"/>
       </w:tblGrid>
       <w:tr>
-        <w:tblPrEx>
-          <w:tblCellMar>
-            <w:top w:w="0" w:type="dxa"/>
-            <w:left w:w="0" w:type="dxa"/>
-            <w:bottom w:w="0" w:type="dxa"/>
-            <w:right w:w="0" w:type="dxa"/>
-          </w:tblCellMar>
-        </w:tblPrEx>
         <w:trPr>
           <w:trHeight w:val="288"/>
         </w:trPr>
@@ -384,7 +403,7 @@
               <w:spacing w:before="240" w:after="0" w:line="240" w:lineRule="auto"/>
               <w:jc w:val="both"/>
               <w:rPr>
-                <w:rFonts w:eastAsiaTheme="minorEastAsia" w:hint="eastAsia"/>
+                <w:rFonts w:eastAsiaTheme="minorEastAsia"/>
               </w:rPr>
             </w:pPr>
             <w:r>
@@ -1003,12 +1022,6 @@
         </w:tblBorders>
         <w:shd w:val="clear" w:color="auto" w:fill="F5CDCB"/>
         <w:tblLayout w:type="fixed"/>
-        <w:tblCellMar>
-          <w:top w:w="0" w:type="dxa"/>
-          <w:left w:w="0" w:type="dxa"/>
-          <w:bottom w:w="0" w:type="dxa"/>
-          <w:right w:w="0" w:type="dxa"/>
-        </w:tblCellMar>
         <w:tblLook w:val="04A0" w:firstRow="1" w:lastRow="0" w:firstColumn="1" w:lastColumn="0" w:noHBand="0" w:noVBand="1"/>
       </w:tblPr>
       <w:tblGrid>
@@ -1016,14 +1029,6 @@
         <w:gridCol w:w="1955"/>
       </w:tblGrid>
       <w:tr>
-        <w:tblPrEx>
-          <w:tblCellMar>
-            <w:top w:w="0" w:type="dxa"/>
-            <w:left w:w="0" w:type="dxa"/>
-            <w:bottom w:w="0" w:type="dxa"/>
-            <w:right w:w="0" w:type="dxa"/>
-          </w:tblCellMar>
-        </w:tblPrEx>
         <w:trPr>
           <w:trHeight w:val="261"/>
         </w:trPr>
@@ -1107,14 +1112,6 @@
         </w:tc>
       </w:tr>
       <w:tr>
-        <w:tblPrEx>
-          <w:tblCellMar>
-            <w:top w:w="0" w:type="dxa"/>
-            <w:left w:w="0" w:type="dxa"/>
-            <w:bottom w:w="0" w:type="dxa"/>
-            <w:right w:w="0" w:type="dxa"/>
-          </w:tblCellMar>
-        </w:tblPrEx>
         <w:trPr>
           <w:trHeight w:val="261"/>
         </w:trPr>
@@ -1212,14 +1209,6 @@
         </w:tc>
       </w:tr>
       <w:tr>
-        <w:tblPrEx>
-          <w:tblCellMar>
-            <w:top w:w="0" w:type="dxa"/>
-            <w:left w:w="0" w:type="dxa"/>
-            <w:bottom w:w="0" w:type="dxa"/>
-            <w:right w:w="0" w:type="dxa"/>
-          </w:tblCellMar>
-        </w:tblPrEx>
         <w:trPr>
           <w:trHeight w:val="261"/>
         </w:trPr>
@@ -1303,14 +1292,6 @@
         </w:tc>
       </w:tr>
       <w:tr>
-        <w:tblPrEx>
-          <w:tblCellMar>
-            <w:top w:w="0" w:type="dxa"/>
-            <w:left w:w="0" w:type="dxa"/>
-            <w:bottom w:w="0" w:type="dxa"/>
-            <w:right w:w="0" w:type="dxa"/>
-          </w:tblCellMar>
-        </w:tblPrEx>
         <w:trPr>
           <w:trHeight w:val="261"/>
         </w:trPr>
@@ -1407,14 +1388,6 @@
         </w:tc>
       </w:tr>
       <w:tr>
-        <w:tblPrEx>
-          <w:tblCellMar>
-            <w:top w:w="0" w:type="dxa"/>
-            <w:left w:w="0" w:type="dxa"/>
-            <w:bottom w:w="0" w:type="dxa"/>
-            <w:right w:w="0" w:type="dxa"/>
-          </w:tblCellMar>
-        </w:tblPrEx>
         <w:trPr>
           <w:trHeight w:val="261"/>
         </w:trPr>
@@ -1512,14 +1485,6 @@
         </w:tc>
       </w:tr>
       <w:tr>
-        <w:tblPrEx>
-          <w:tblCellMar>
-            <w:top w:w="0" w:type="dxa"/>
-            <w:left w:w="0" w:type="dxa"/>
-            <w:bottom w:w="0" w:type="dxa"/>
-            <w:right w:w="0" w:type="dxa"/>
-          </w:tblCellMar>
-        </w:tblPrEx>
         <w:trPr>
           <w:trHeight w:val="261"/>
         </w:trPr>
@@ -1669,26 +1634,12 @@
         </w:tblBorders>
         <w:shd w:val="clear" w:color="auto" w:fill="F5CDCB"/>
         <w:tblLayout w:type="fixed"/>
-        <w:tblCellMar>
-          <w:top w:w="0" w:type="dxa"/>
-          <w:left w:w="0" w:type="dxa"/>
-          <w:bottom w:w="0" w:type="dxa"/>
-          <w:right w:w="0" w:type="dxa"/>
-        </w:tblCellMar>
         <w:tblLook w:val="04A0" w:firstRow="1" w:lastRow="0" w:firstColumn="1" w:lastColumn="0" w:noHBand="0" w:noVBand="1"/>
       </w:tblPr>
       <w:tblGrid>
         <w:gridCol w:w="9072"/>
       </w:tblGrid>
       <w:tr>
-        <w:tblPrEx>
-          <w:tblCellMar>
-            <w:top w:w="0" w:type="dxa"/>
-            <w:left w:w="0" w:type="dxa"/>
-            <w:bottom w:w="0" w:type="dxa"/>
-            <w:right w:w="0" w:type="dxa"/>
-          </w:tblCellMar>
-        </w:tblPrEx>
         <w:trPr>
           <w:trHeight w:val="290"/>
         </w:trPr>
@@ -1713,14 +1664,6 @@
         </w:tc>
       </w:tr>
       <w:tr>
-        <w:tblPrEx>
-          <w:tblCellMar>
-            <w:top w:w="0" w:type="dxa"/>
-            <w:left w:w="0" w:type="dxa"/>
-            <w:bottom w:w="0" w:type="dxa"/>
-            <w:right w:w="0" w:type="dxa"/>
-          </w:tblCellMar>
-        </w:tblPrEx>
         <w:trPr>
           <w:trHeight w:val="290"/>
         </w:trPr>
@@ -1745,14 +1688,6 @@
         </w:tc>
       </w:tr>
       <w:tr>
-        <w:tblPrEx>
-          <w:tblCellMar>
-            <w:top w:w="0" w:type="dxa"/>
-            <w:left w:w="0" w:type="dxa"/>
-            <w:bottom w:w="0" w:type="dxa"/>
-            <w:right w:w="0" w:type="dxa"/>
-          </w:tblCellMar>
-        </w:tblPrEx>
         <w:trPr>
           <w:trHeight w:val="290"/>
         </w:trPr>
@@ -1777,14 +1712,6 @@
         </w:tc>
       </w:tr>
       <w:tr>
-        <w:tblPrEx>
-          <w:tblCellMar>
-            <w:top w:w="0" w:type="dxa"/>
-            <w:left w:w="0" w:type="dxa"/>
-            <w:bottom w:w="0" w:type="dxa"/>
-            <w:right w:w="0" w:type="dxa"/>
-          </w:tblCellMar>
-        </w:tblPrEx>
         <w:trPr>
           <w:trHeight w:val="290"/>
         </w:trPr>
@@ -1857,12 +1784,6 @@
         </w:tblBorders>
         <w:shd w:val="clear" w:color="auto" w:fill="F5CDCB"/>
         <w:tblLayout w:type="fixed"/>
-        <w:tblCellMar>
-          <w:top w:w="0" w:type="dxa"/>
-          <w:left w:w="0" w:type="dxa"/>
-          <w:bottom w:w="0" w:type="dxa"/>
-          <w:right w:w="0" w:type="dxa"/>
-        </w:tblCellMar>
         <w:tblLook w:val="04A0" w:firstRow="1" w:lastRow="0" w:firstColumn="1" w:lastColumn="0" w:noHBand="0" w:noVBand="1"/>
       </w:tblPr>
       <w:tblGrid>
@@ -1870,14 +1791,6 @@
         <w:gridCol w:w="7762"/>
       </w:tblGrid>
       <w:tr>
-        <w:tblPrEx>
-          <w:tblCellMar>
-            <w:top w:w="0" w:type="dxa"/>
-            <w:left w:w="0" w:type="dxa"/>
-            <w:bottom w:w="0" w:type="dxa"/>
-            <w:right w:w="0" w:type="dxa"/>
-          </w:tblCellMar>
-        </w:tblPrEx>
         <w:trPr>
           <w:trHeight w:val="288"/>
         </w:trPr>
@@ -1938,7 +1851,7 @@
               <w:spacing w:before="240" w:after="0" w:line="240" w:lineRule="auto"/>
               <w:jc w:val="both"/>
               <w:rPr>
-                <w:rFonts w:eastAsiaTheme="minorEastAsia" w:hint="eastAsia"/>
+                <w:rFonts w:eastAsiaTheme="minorEastAsia"/>
               </w:rPr>
             </w:pPr>
             <w:r>
@@ -1951,14 +1864,6 @@
         </w:tc>
       </w:tr>
       <w:tr>
-        <w:tblPrEx>
-          <w:tblCellMar>
-            <w:top w:w="0" w:type="dxa"/>
-            <w:left w:w="0" w:type="dxa"/>
-            <w:bottom w:w="0" w:type="dxa"/>
-            <w:right w:w="0" w:type="dxa"/>
-          </w:tblCellMar>
-        </w:tblPrEx>
         <w:trPr>
           <w:trHeight w:val="298"/>
         </w:trPr>
@@ -2019,7 +1924,7 @@
               <w:spacing w:before="240" w:after="0" w:line="240" w:lineRule="auto"/>
               <w:jc w:val="both"/>
               <w:rPr>
-                <w:rFonts w:eastAsiaTheme="minorEastAsia" w:hint="eastAsia"/>
+                <w:rFonts w:eastAsiaTheme="minorEastAsia"/>
               </w:rPr>
             </w:pPr>
             <w:r>
@@ -2032,14 +1937,6 @@
         </w:tc>
       </w:tr>
       <w:tr>
-        <w:tblPrEx>
-          <w:tblCellMar>
-            <w:top w:w="0" w:type="dxa"/>
-            <w:left w:w="0" w:type="dxa"/>
-            <w:bottom w:w="0" w:type="dxa"/>
-            <w:right w:w="0" w:type="dxa"/>
-          </w:tblCellMar>
-        </w:tblPrEx>
         <w:trPr>
           <w:trHeight w:val="298"/>
         </w:trPr>
@@ -3221,7 +3118,7 @@
   <w:num w:numId="7" w16cid:durableId="349646559">
     <w:abstractNumId w:val="1"/>
     <w:lvlOverride w:ilvl="0">
-      <w:lvl w:ilvl="0" w:tplc="B7E07EE2">
+      <w:lvl w:ilvl="0" w:tplc="157EE97E">
         <w:start w:val="1"/>
         <w:numFmt w:val="bullet"/>
         <w:lvlText w:val="·"/>
@@ -3255,7 +3152,7 @@
       </w:lvl>
     </w:lvlOverride>
     <w:lvlOverride w:ilvl="1">
-      <w:lvl w:ilvl="1" w:tplc="1090C052">
+      <w:lvl w:ilvl="1" w:tplc="037294E0">
         <w:start w:val="1"/>
         <w:numFmt w:val="bullet"/>
         <w:lvlText w:val="o"/>
@@ -3289,7 +3186,7 @@
       </w:lvl>
     </w:lvlOverride>
     <w:lvlOverride w:ilvl="2">
-      <w:lvl w:ilvl="2" w:tplc="AC082A1E">
+      <w:lvl w:ilvl="2" w:tplc="C0647184">
         <w:start w:val="1"/>
         <w:numFmt w:val="bullet"/>
         <w:lvlText w:val="▪"/>
@@ -3323,7 +3220,7 @@
       </w:lvl>
     </w:lvlOverride>
     <w:lvlOverride w:ilvl="3">
-      <w:lvl w:ilvl="3" w:tplc="2D2AECC0">
+      <w:lvl w:ilvl="3" w:tplc="6EFAEDA8">
         <w:start w:val="1"/>
         <w:numFmt w:val="bullet"/>
         <w:lvlText w:val="·"/>
@@ -3357,7 +3254,7 @@
       </w:lvl>
     </w:lvlOverride>
     <w:lvlOverride w:ilvl="4">
-      <w:lvl w:ilvl="4" w:tplc="2AD0DFC8">
+      <w:lvl w:ilvl="4" w:tplc="C520F0AA">
         <w:start w:val="1"/>
         <w:numFmt w:val="bullet"/>
         <w:lvlText w:val="o"/>
@@ -3391,7 +3288,7 @@
       </w:lvl>
     </w:lvlOverride>
     <w:lvlOverride w:ilvl="5">
-      <w:lvl w:ilvl="5" w:tplc="AD9A5FE0">
+      <w:lvl w:ilvl="5" w:tplc="681444C6">
         <w:start w:val="1"/>
         <w:numFmt w:val="bullet"/>
         <w:lvlText w:val="▪"/>
@@ -3425,7 +3322,7 @@
       </w:lvl>
     </w:lvlOverride>
     <w:lvlOverride w:ilvl="6">
-      <w:lvl w:ilvl="6" w:tplc="8EEC9AE0">
+      <w:lvl w:ilvl="6" w:tplc="DD28C3DE">
         <w:start w:val="1"/>
         <w:numFmt w:val="bullet"/>
         <w:lvlText w:val="·"/>
@@ -3459,7 +3356,7 @@
       </w:lvl>
     </w:lvlOverride>
     <w:lvlOverride w:ilvl="7">
-      <w:lvl w:ilvl="7" w:tplc="195E9D0C">
+      <w:lvl w:ilvl="7" w:tplc="D3E466E0">
         <w:start w:val="1"/>
         <w:numFmt w:val="bullet"/>
         <w:lvlText w:val="o"/>
@@ -3493,7 +3390,7 @@
       </w:lvl>
     </w:lvlOverride>
     <w:lvlOverride w:ilvl="8">
-      <w:lvl w:ilvl="8" w:tplc="47004E38">
+      <w:lvl w:ilvl="8" w:tplc="03461260">
         <w:start w:val="1"/>
         <w:numFmt w:val="bullet"/>
         <w:lvlText w:val="▪"/>
